--- a/docs/数字化转型规划系统介绍（公众号文章）.docx
+++ b/docs/数字化转型规划系统介绍（公众号文章）.docx
@@ -81,8 +81,6 @@
         <w:spacing w:before="60" w:after="60"/>
         <w:jc w:val="left"/>
       </w:pPr>
-      <w:bookmarkStart w:id="0" w:name="_GoBack"/>
-      <w:bookmarkEnd w:id="0"/>
       <w:r>
         <w:rPr>
           <w:rFonts w:ascii="微软雅黑" w:hAnsi="微软雅黑" w:eastAsia="微软雅黑"/>
@@ -716,7 +714,30 @@
           <w:color w:val="323232"/>
           <w:sz w:val="22"/>
         </w:rPr>
-        <w:t>完成以上评估后，系统自动生成《数字化转型诊断分析报告》，包括：</w:t>
+        <w:t>完成以上评估后，</w:t>
+      </w:r>
+      <w:r>
+        <w:rPr>
+          <w:rFonts w:hint="eastAsia" w:ascii="微软雅黑" w:hAnsi="微软雅黑" w:eastAsia="微软雅黑"/>
+          <w:b w:val="0"/>
+          <w:i w:val="0"/>
+          <w:color w:val="323232"/>
+          <w:sz w:val="22"/>
+          <w:lang w:val="en-US" w:eastAsia="zh-CN"/>
+        </w:rPr>
+        <w:t>借助AI工具</w:t>
+      </w:r>
+      <w:bookmarkStart w:id="0" w:name="_GoBack"/>
+      <w:bookmarkEnd w:id="0"/>
+      <w:r>
+        <w:rPr>
+          <w:rFonts w:ascii="微软雅黑" w:hAnsi="微软雅黑" w:eastAsia="微软雅黑"/>
+          <w:b w:val="0"/>
+          <w:i w:val="0"/>
+          <w:color w:val="323232"/>
+          <w:sz w:val="22"/>
+        </w:rPr>
+        <w:t>自动生成《数字化转型诊断分析报告》，包括：</w:t>
       </w:r>
     </w:p>
     <w:p>
@@ -1120,7 +1141,28 @@
           <w:color w:val="323232"/>
           <w:sz w:val="22"/>
         </w:rPr>
-        <w:t>汇总以上内容，自动生成《数字化转型总体规划报告》，包含愿景、目标、架构全图、建设重点，可直接用于高层汇报。</w:t>
+        <w:t>汇总以上内容，</w:t>
+      </w:r>
+      <w:r>
+        <w:rPr>
+          <w:rFonts w:hint="eastAsia" w:ascii="微软雅黑" w:hAnsi="微软雅黑" w:eastAsia="微软雅黑"/>
+          <w:b w:val="0"/>
+          <w:i w:val="0"/>
+          <w:color w:val="323232"/>
+          <w:sz w:val="22"/>
+          <w:lang w:val="en-US" w:eastAsia="zh-CN"/>
+        </w:rPr>
+        <w:t>可以借助AI工具</w:t>
+      </w:r>
+      <w:r>
+        <w:rPr>
+          <w:rFonts w:ascii="微软雅黑" w:hAnsi="微软雅黑" w:eastAsia="微软雅黑"/>
+          <w:b w:val="0"/>
+          <w:i w:val="0"/>
+          <w:color w:val="323232"/>
+          <w:sz w:val="22"/>
+        </w:rPr>
+        <w:t>自动生成《数字化转型总体规划报告》，包含愿景、目标、架构全图、建设重点，可直接用于高层汇报。</w:t>
       </w:r>
     </w:p>
     <w:p>
@@ -1352,6 +1394,17 @@
         <w:spacing w:before="60" w:after="60"/>
         <w:jc w:val="left"/>
       </w:pPr>
+      <w:r>
+        <w:rPr>
+          <w:rFonts w:hint="eastAsia" w:ascii="微软雅黑" w:hAnsi="微软雅黑" w:eastAsia="微软雅黑"/>
+          <w:b w:val="0"/>
+          <w:i w:val="0"/>
+          <w:color w:val="323232"/>
+          <w:sz w:val="22"/>
+          <w:lang w:val="en-US" w:eastAsia="zh-CN"/>
+        </w:rPr>
+        <w:t>结合以上各功能板内容，可以</w:t>
+      </w:r>
       <w:r>
         <w:rPr>
           <w:rFonts w:ascii="微软雅黑" w:hAnsi="微软雅黑" w:eastAsia="微软雅黑"/>
@@ -2060,7 +2113,7 @@
           <w:rFonts w:hint="eastAsia" w:eastAsia="宋体"/>
           <w:lang w:val="en-US" w:eastAsia="zh-CN"/>
         </w:rPr>
-        <w:t>备注：目前系统尚处于初版发布阶段V0.1，可能存在一些使用问题。欢迎各位朋友注册使用，并给出反馈意见，帮助系统做更好的升级迭代，也能给企业提供切实的帮助。首批试用者开放20个免费账号，以后系统完善后会开启收费模式。</w:t>
+        <w:t>备注：目前系统尚处于初版发布阶段V0.1，可能存在一些使用问题。欢迎各位朋友注册使用，并给出反馈意见，帮助系统做更好的升级迭代，也能给企业提供切实的帮助。首批试用者开放20个免费账号，如果使用账号长时间（两周内）不使用系统功能，将做账号删除处理。</w:t>
       </w:r>
     </w:p>
     <w:sectPr>
@@ -2305,8 +2358,8 @@
     <w:lsdException w:uiPriority="99" w:name="Normal Indent"/>
     <w:lsdException w:uiPriority="99" w:name="footnote text"/>
     <w:lsdException w:uiPriority="99" w:name="annotation text"/>
-    <w:lsdException w:uiPriority="99" w:semiHidden="0" w:name="header"/>
-    <w:lsdException w:uiPriority="99" w:semiHidden="0" w:name="footer"/>
+    <w:lsdException w:qFormat="1" w:uiPriority="99" w:semiHidden="0" w:name="header"/>
+    <w:lsdException w:qFormat="1" w:uiPriority="99" w:semiHidden="0" w:name="footer"/>
     <w:lsdException w:uiPriority="99" w:name="index heading"/>
     <w:lsdException w:qFormat="1" w:uiPriority="35" w:name="caption"/>
     <w:lsdException w:uiPriority="99" w:name="table of figures"/>
@@ -2997,6 +3050,7 @@
     <w:basedOn w:val="1"/>
     <w:link w:val="136"/>
     <w:unhideWhenUsed/>
+    <w:qFormat/>
     <w:uiPriority w:val="99"/>
     <w:pPr>
       <w:tabs>
@@ -3011,6 +3065,7 @@
     <w:basedOn w:val="1"/>
     <w:link w:val="135"/>
     <w:unhideWhenUsed/>
+    <w:qFormat/>
     <w:uiPriority w:val="99"/>
     <w:pPr>
       <w:tabs>
